--- a/openthread.docx
+++ b/openthread.docx
@@ -5,16 +5,16 @@
     <w:p>
       <w:pPr>
         <w:rPr>
-          <w:rFonts w:ascii="宋体" w:hAnsi="宋体" w:eastAsia="宋体" w:cs="宋体"/>
-          <w:sz w:val="24"/>
-          <w:szCs w:val="24"/>
-        </w:rPr>
-      </w:pPr>
-      <w:r>
-        <w:rPr>
-          <w:rFonts w:ascii="宋体" w:hAnsi="宋体" w:eastAsia="宋体" w:cs="宋体"/>
-          <w:sz w:val="24"/>
-          <w:szCs w:val="24"/>
+          <w:rFonts w:hint="eastAsia" w:ascii="微软雅黑 Light" w:hAnsi="微软雅黑 Light" w:eastAsia="微软雅黑 Light" w:cs="微软雅黑 Light"/>
+          <w:sz w:val="18"/>
+          <w:szCs w:val="18"/>
+        </w:rPr>
+      </w:pPr>
+      <w:r>
+        <w:rPr>
+          <w:rFonts w:hint="eastAsia" w:ascii="微软雅黑 Light" w:hAnsi="微软雅黑 Light" w:eastAsia="微软雅黑 Light" w:cs="微软雅黑 Light"/>
+          <w:sz w:val="18"/>
+          <w:szCs w:val="18"/>
         </w:rPr>
         <w:t xml:space="preserve"># 1. 停止 Thread 和 IPv6 接口（必须先“下线”才能改参数） </w:t>
       </w:r>
@@ -22,16 +22,16 @@
     <w:p>
       <w:pPr>
         <w:rPr>
-          <w:rFonts w:ascii="宋体" w:hAnsi="宋体" w:eastAsia="宋体" w:cs="宋体"/>
-          <w:sz w:val="24"/>
-          <w:szCs w:val="24"/>
-        </w:rPr>
-      </w:pPr>
-      <w:r>
-        <w:rPr>
-          <w:rFonts w:ascii="宋体" w:hAnsi="宋体" w:eastAsia="宋体" w:cs="宋体"/>
-          <w:sz w:val="24"/>
-          <w:szCs w:val="24"/>
+          <w:rFonts w:hint="eastAsia" w:ascii="微软雅黑 Light" w:hAnsi="微软雅黑 Light" w:eastAsia="微软雅黑 Light" w:cs="微软雅黑 Light"/>
+          <w:sz w:val="18"/>
+          <w:szCs w:val="18"/>
+        </w:rPr>
+      </w:pPr>
+      <w:r>
+        <w:rPr>
+          <w:rFonts w:hint="eastAsia" w:ascii="微软雅黑 Light" w:hAnsi="微软雅黑 Light" w:eastAsia="微软雅黑 Light" w:cs="微软雅黑 Light"/>
+          <w:sz w:val="18"/>
+          <w:szCs w:val="18"/>
         </w:rPr>
         <w:t xml:space="preserve">ot thread stop </w:t>
       </w:r>
@@ -39,16 +39,16 @@
     <w:p>
       <w:pPr>
         <w:rPr>
-          <w:rFonts w:ascii="宋体" w:hAnsi="宋体" w:eastAsia="宋体" w:cs="宋体"/>
-          <w:sz w:val="24"/>
-          <w:szCs w:val="24"/>
-        </w:rPr>
-      </w:pPr>
-      <w:r>
-        <w:rPr>
-          <w:rFonts w:ascii="宋体" w:hAnsi="宋体" w:eastAsia="宋体" w:cs="宋体"/>
-          <w:sz w:val="24"/>
-          <w:szCs w:val="24"/>
+          <w:rFonts w:hint="eastAsia" w:ascii="微软雅黑 Light" w:hAnsi="微软雅黑 Light" w:eastAsia="微软雅黑 Light" w:cs="微软雅黑 Light"/>
+          <w:sz w:val="18"/>
+          <w:szCs w:val="18"/>
+        </w:rPr>
+      </w:pPr>
+      <w:r>
+        <w:rPr>
+          <w:rFonts w:hint="eastAsia" w:ascii="微软雅黑 Light" w:hAnsi="微软雅黑 Light" w:eastAsia="微软雅黑 Light" w:cs="微软雅黑 Light"/>
+          <w:sz w:val="18"/>
+          <w:szCs w:val="18"/>
         </w:rPr>
         <w:t xml:space="preserve">ot ifconfig down </w:t>
       </w:r>
@@ -56,25 +56,25 @@
     <w:p>
       <w:pPr>
         <w:rPr>
-          <w:rFonts w:ascii="宋体" w:hAnsi="宋体" w:eastAsia="宋体" w:cs="宋体"/>
-          <w:sz w:val="24"/>
-          <w:szCs w:val="24"/>
-        </w:rPr>
-      </w:pPr>
-    </w:p>
-    <w:p>
-      <w:pPr>
-        <w:rPr>
-          <w:rFonts w:ascii="宋体" w:hAnsi="宋体" w:eastAsia="宋体" w:cs="宋体"/>
-          <w:sz w:val="24"/>
-          <w:szCs w:val="24"/>
-        </w:rPr>
-      </w:pPr>
-      <w:r>
-        <w:rPr>
-          <w:rFonts w:ascii="宋体" w:hAnsi="宋体" w:eastAsia="宋体" w:cs="宋体"/>
-          <w:sz w:val="24"/>
-          <w:szCs w:val="24"/>
+          <w:rFonts w:hint="eastAsia" w:ascii="微软雅黑 Light" w:hAnsi="微软雅黑 Light" w:eastAsia="微软雅黑 Light" w:cs="微软雅黑 Light"/>
+          <w:sz w:val="18"/>
+          <w:szCs w:val="18"/>
+        </w:rPr>
+      </w:pPr>
+    </w:p>
+    <w:p>
+      <w:pPr>
+        <w:rPr>
+          <w:rFonts w:hint="eastAsia" w:ascii="微软雅黑 Light" w:hAnsi="微软雅黑 Light" w:eastAsia="微软雅黑 Light" w:cs="微软雅黑 Light"/>
+          <w:sz w:val="18"/>
+          <w:szCs w:val="18"/>
+        </w:rPr>
+      </w:pPr>
+      <w:r>
+        <w:rPr>
+          <w:rFonts w:hint="eastAsia" w:ascii="微软雅黑 Light" w:hAnsi="微软雅黑 Light" w:eastAsia="微软雅黑 Light" w:cs="微软雅黑 Light"/>
+          <w:sz w:val="18"/>
+          <w:szCs w:val="18"/>
         </w:rPr>
         <w:t xml:space="preserve"># 2. 设置新的参数 </w:t>
       </w:r>
@@ -82,16 +82,16 @@
     <w:p>
       <w:pPr>
         <w:rPr>
-          <w:rFonts w:ascii="宋体" w:hAnsi="宋体" w:eastAsia="宋体" w:cs="宋体"/>
-          <w:sz w:val="24"/>
-          <w:szCs w:val="24"/>
-        </w:rPr>
-      </w:pPr>
-      <w:r>
-        <w:rPr>
-          <w:rFonts w:ascii="宋体" w:hAnsi="宋体" w:eastAsia="宋体" w:cs="宋体"/>
-          <w:sz w:val="24"/>
-          <w:szCs w:val="24"/>
+          <w:rFonts w:hint="eastAsia" w:ascii="微软雅黑 Light" w:hAnsi="微软雅黑 Light" w:eastAsia="微软雅黑 Light" w:cs="微软雅黑 Light"/>
+          <w:sz w:val="18"/>
+          <w:szCs w:val="18"/>
+        </w:rPr>
+      </w:pPr>
+      <w:r>
+        <w:rPr>
+          <w:rFonts w:hint="eastAsia" w:ascii="微软雅黑 Light" w:hAnsi="微软雅黑 Light" w:eastAsia="微软雅黑 Light" w:cs="微软雅黑 Light"/>
+          <w:sz w:val="18"/>
+          <w:szCs w:val="18"/>
         </w:rPr>
         <w:t xml:space="preserve">ot panid 0x1234 # 设置新的 PAN ID </w:t>
       </w:r>
@@ -99,33 +99,50 @@
     <w:p>
       <w:pPr>
         <w:rPr>
-          <w:rFonts w:ascii="宋体" w:hAnsi="宋体" w:eastAsia="宋体" w:cs="宋体"/>
-          <w:sz w:val="24"/>
-          <w:szCs w:val="24"/>
-        </w:rPr>
-      </w:pPr>
-      <w:r>
-        <w:rPr>
-          <w:rFonts w:ascii="宋体" w:hAnsi="宋体" w:eastAsia="宋体" w:cs="宋体"/>
-          <w:sz w:val="24"/>
-          <w:szCs w:val="24"/>
-        </w:rPr>
-        <w:t xml:space="preserve">ot networkname MyNewNet # 设置新的网络名称 ot channel 15 # 设置新的信道 (11-26) </w:t>
-      </w:r>
-    </w:p>
-    <w:p>
-      <w:pPr>
-        <w:rPr>
-          <w:rFonts w:ascii="宋体" w:hAnsi="宋体" w:eastAsia="宋体" w:cs="宋体"/>
-          <w:sz w:val="24"/>
-          <w:szCs w:val="24"/>
-        </w:rPr>
-      </w:pPr>
-      <w:r>
-        <w:rPr>
-          <w:rFonts w:ascii="宋体" w:hAnsi="宋体" w:eastAsia="宋体" w:cs="宋体"/>
-          <w:sz w:val="24"/>
-          <w:szCs w:val="24"/>
+          <w:rFonts w:hint="eastAsia" w:ascii="微软雅黑 Light" w:hAnsi="微软雅黑 Light" w:eastAsia="微软雅黑 Light" w:cs="微软雅黑 Light"/>
+          <w:sz w:val="18"/>
+          <w:szCs w:val="18"/>
+        </w:rPr>
+      </w:pPr>
+      <w:r>
+        <w:rPr>
+          <w:rFonts w:hint="eastAsia" w:ascii="微软雅黑 Light" w:hAnsi="微软雅黑 Light" w:eastAsia="微软雅黑 Light" w:cs="微软雅黑 Light"/>
+          <w:sz w:val="18"/>
+          <w:szCs w:val="18"/>
+        </w:rPr>
+        <w:t xml:space="preserve">ot networkname MyNewNet # 设置新的网络名称 </w:t>
+      </w:r>
+    </w:p>
+    <w:p>
+      <w:pPr>
+        <w:rPr>
+          <w:rFonts w:hint="eastAsia" w:ascii="微软雅黑 Light" w:hAnsi="微软雅黑 Light" w:eastAsia="微软雅黑 Light" w:cs="微软雅黑 Light"/>
+          <w:sz w:val="18"/>
+          <w:szCs w:val="18"/>
+        </w:rPr>
+      </w:pPr>
+      <w:r>
+        <w:rPr>
+          <w:rFonts w:hint="eastAsia" w:ascii="微软雅黑 Light" w:hAnsi="微软雅黑 Light" w:eastAsia="微软雅黑 Light" w:cs="微软雅黑 Light"/>
+          <w:sz w:val="18"/>
+          <w:szCs w:val="18"/>
+        </w:rPr>
+        <w:t xml:space="preserve">ot channel 15 # 设置新的信道 (11-26) </w:t>
+      </w:r>
+    </w:p>
+    <w:p>
+      <w:pPr>
+        <w:rPr>
+          <w:rFonts w:hint="eastAsia" w:ascii="微软雅黑 Light" w:hAnsi="微软雅黑 Light" w:eastAsia="微软雅黑 Light" w:cs="微软雅黑 Light"/>
+          <w:sz w:val="18"/>
+          <w:szCs w:val="18"/>
+        </w:rPr>
+      </w:pPr>
+      <w:r>
+        <w:rPr>
+          <w:rFonts w:hint="eastAsia" w:ascii="微软雅黑 Light" w:hAnsi="微软雅黑 Light" w:eastAsia="微软雅黑 Light" w:cs="微软雅黑 Light"/>
+          <w:sz w:val="18"/>
+          <w:szCs w:val="18"/>
         </w:rPr>
         <w:t xml:space="preserve">ot networkkey 00112233445566778899aabbccddeeff # 设置新的网络密钥 </w:t>
       </w:r>
@@ -133,25 +150,25 @@
     <w:p>
       <w:pPr>
         <w:rPr>
-          <w:rFonts w:ascii="宋体" w:hAnsi="宋体" w:eastAsia="宋体" w:cs="宋体"/>
-          <w:sz w:val="24"/>
-          <w:szCs w:val="24"/>
-        </w:rPr>
-      </w:pPr>
-    </w:p>
-    <w:p>
-      <w:pPr>
-        <w:rPr>
-          <w:rFonts w:ascii="宋体" w:hAnsi="宋体" w:eastAsia="宋体" w:cs="宋体"/>
-          <w:sz w:val="24"/>
-          <w:szCs w:val="24"/>
-        </w:rPr>
-      </w:pPr>
-      <w:r>
-        <w:rPr>
-          <w:rFonts w:ascii="宋体" w:hAnsi="宋体" w:eastAsia="宋体" w:cs="宋体"/>
-          <w:sz w:val="24"/>
-          <w:szCs w:val="24"/>
+          <w:rFonts w:hint="eastAsia" w:ascii="微软雅黑 Light" w:hAnsi="微软雅黑 Light" w:eastAsia="微软雅黑 Light" w:cs="微软雅黑 Light"/>
+          <w:sz w:val="18"/>
+          <w:szCs w:val="18"/>
+        </w:rPr>
+      </w:pPr>
+    </w:p>
+    <w:p>
+      <w:pPr>
+        <w:rPr>
+          <w:rFonts w:hint="eastAsia" w:ascii="微软雅黑 Light" w:hAnsi="微软雅黑 Light" w:eastAsia="微软雅黑 Light" w:cs="微软雅黑 Light"/>
+          <w:sz w:val="18"/>
+          <w:szCs w:val="18"/>
+        </w:rPr>
+      </w:pPr>
+      <w:r>
+        <w:rPr>
+          <w:rFonts w:hint="eastAsia" w:ascii="微软雅黑 Light" w:hAnsi="微软雅黑 Light" w:eastAsia="微软雅黑 Light" w:cs="微软雅黑 Light"/>
+          <w:sz w:val="18"/>
+          <w:szCs w:val="18"/>
         </w:rPr>
         <w:t xml:space="preserve"># 3. 将这些更改写入“活动数据集” (Active Dataset) </w:t>
       </w:r>
@@ -159,16 +176,16 @@
     <w:p>
       <w:pPr>
         <w:rPr>
-          <w:rFonts w:ascii="宋体" w:hAnsi="宋体" w:eastAsia="宋体" w:cs="宋体"/>
-          <w:sz w:val="24"/>
-          <w:szCs w:val="24"/>
-        </w:rPr>
-      </w:pPr>
-      <w:r>
-        <w:rPr>
-          <w:rFonts w:ascii="宋体" w:hAnsi="宋体" w:eastAsia="宋体" w:cs="宋体"/>
-          <w:sz w:val="24"/>
-          <w:szCs w:val="24"/>
+          <w:rFonts w:hint="eastAsia" w:ascii="微软雅黑 Light" w:hAnsi="微软雅黑 Light" w:eastAsia="微软雅黑 Light" w:cs="微软雅黑 Light"/>
+          <w:sz w:val="18"/>
+          <w:szCs w:val="18"/>
+        </w:rPr>
+      </w:pPr>
+      <w:r>
+        <w:rPr>
+          <w:rFonts w:hint="eastAsia" w:ascii="微软雅黑 Light" w:hAnsi="微软雅黑 Light" w:eastAsia="微软雅黑 Light" w:cs="微软雅黑 Light"/>
+          <w:sz w:val="18"/>
+          <w:szCs w:val="18"/>
         </w:rPr>
         <w:t xml:space="preserve">ot dataset commit active </w:t>
       </w:r>
@@ -176,25 +193,25 @@
     <w:p>
       <w:pPr>
         <w:rPr>
-          <w:rFonts w:ascii="宋体" w:hAnsi="宋体" w:eastAsia="宋体" w:cs="宋体"/>
-          <w:sz w:val="24"/>
-          <w:szCs w:val="24"/>
-        </w:rPr>
-      </w:pPr>
-    </w:p>
-    <w:p>
-      <w:pPr>
-        <w:rPr>
-          <w:rFonts w:ascii="宋体" w:hAnsi="宋体" w:eastAsia="宋体" w:cs="宋体"/>
-          <w:sz w:val="24"/>
-          <w:szCs w:val="24"/>
-        </w:rPr>
-      </w:pPr>
-      <w:r>
-        <w:rPr>
-          <w:rFonts w:ascii="宋体" w:hAnsi="宋体" w:eastAsia="宋体" w:cs="宋体"/>
-          <w:sz w:val="24"/>
-          <w:szCs w:val="24"/>
+          <w:rFonts w:hint="eastAsia" w:ascii="微软雅黑 Light" w:hAnsi="微软雅黑 Light" w:eastAsia="微软雅黑 Light" w:cs="微软雅黑 Light"/>
+          <w:sz w:val="18"/>
+          <w:szCs w:val="18"/>
+        </w:rPr>
+      </w:pPr>
+    </w:p>
+    <w:p>
+      <w:pPr>
+        <w:rPr>
+          <w:rFonts w:hint="eastAsia" w:ascii="微软雅黑 Light" w:hAnsi="微软雅黑 Light" w:eastAsia="微软雅黑 Light" w:cs="微软雅黑 Light"/>
+          <w:sz w:val="18"/>
+          <w:szCs w:val="18"/>
+        </w:rPr>
+      </w:pPr>
+      <w:r>
+        <w:rPr>
+          <w:rFonts w:hint="eastAsia" w:ascii="微软雅黑 Light" w:hAnsi="微软雅黑 Light" w:eastAsia="微软雅黑 Light" w:cs="微软雅黑 Light"/>
+          <w:sz w:val="18"/>
+          <w:szCs w:val="18"/>
         </w:rPr>
         <w:t xml:space="preserve"># 4. 重新启动网络 </w:t>
       </w:r>
@@ -202,16 +219,16 @@
     <w:p>
       <w:pPr>
         <w:rPr>
-          <w:rFonts w:ascii="宋体" w:hAnsi="宋体" w:eastAsia="宋体" w:cs="宋体"/>
-          <w:sz w:val="24"/>
-          <w:szCs w:val="24"/>
-        </w:rPr>
-      </w:pPr>
-      <w:r>
-        <w:rPr>
-          <w:rFonts w:ascii="宋体" w:hAnsi="宋体" w:eastAsia="宋体" w:cs="宋体"/>
-          <w:sz w:val="24"/>
-          <w:szCs w:val="24"/>
+          <w:rFonts w:hint="eastAsia" w:ascii="微软雅黑 Light" w:hAnsi="微软雅黑 Light" w:eastAsia="微软雅黑 Light" w:cs="微软雅黑 Light"/>
+          <w:sz w:val="18"/>
+          <w:szCs w:val="18"/>
+        </w:rPr>
+      </w:pPr>
+      <w:r>
+        <w:rPr>
+          <w:rFonts w:hint="eastAsia" w:ascii="微软雅黑 Light" w:hAnsi="微软雅黑 Light" w:eastAsia="微软雅黑 Light" w:cs="微软雅黑 Light"/>
+          <w:sz w:val="18"/>
+          <w:szCs w:val="18"/>
         </w:rPr>
         <w:t xml:space="preserve">ot ifconfig up </w:t>
       </w:r>
@@ -219,16 +236,16 @@
     <w:p>
       <w:pPr>
         <w:rPr>
-          <w:rFonts w:ascii="宋体" w:hAnsi="宋体" w:eastAsia="宋体" w:cs="宋体"/>
-          <w:sz w:val="24"/>
-          <w:szCs w:val="24"/>
-        </w:rPr>
-      </w:pPr>
-      <w:r>
-        <w:rPr>
-          <w:rFonts w:ascii="宋体" w:hAnsi="宋体" w:eastAsia="宋体" w:cs="宋体"/>
-          <w:sz w:val="24"/>
-          <w:szCs w:val="24"/>
+          <w:rFonts w:hint="eastAsia" w:ascii="微软雅黑 Light" w:hAnsi="微软雅黑 Light" w:eastAsia="微软雅黑 Light" w:cs="微软雅黑 Light"/>
+          <w:sz w:val="18"/>
+          <w:szCs w:val="18"/>
+        </w:rPr>
+      </w:pPr>
+      <w:r>
+        <w:rPr>
+          <w:rFonts w:hint="eastAsia" w:ascii="微软雅黑 Light" w:hAnsi="微软雅黑 Light" w:eastAsia="微软雅黑 Light" w:cs="微软雅黑 Light"/>
+          <w:sz w:val="18"/>
+          <w:szCs w:val="18"/>
         </w:rPr>
         <w:t>ot thread start</w:t>
       </w:r>
@@ -236,34 +253,34 @@
     <w:p>
       <w:pPr>
         <w:rPr>
-          <w:rFonts w:ascii="宋体" w:hAnsi="宋体" w:eastAsia="宋体" w:cs="宋体"/>
-          <w:sz w:val="24"/>
-          <w:szCs w:val="24"/>
-        </w:rPr>
-      </w:pPr>
-    </w:p>
-    <w:p>
-      <w:pPr>
-        <w:rPr>
-          <w:rFonts w:ascii="宋体" w:hAnsi="宋体" w:eastAsia="宋体" w:cs="宋体"/>
-          <w:sz w:val="24"/>
-          <w:szCs w:val="24"/>
-        </w:rPr>
-      </w:pPr>
-    </w:p>
-    <w:p>
-      <w:pPr>
-        <w:rPr>
-          <w:rFonts w:hint="eastAsia" w:ascii="宋体" w:hAnsi="宋体" w:eastAsia="宋体" w:cs="宋体"/>
-          <w:sz w:val="24"/>
-          <w:szCs w:val="24"/>
-        </w:rPr>
-      </w:pPr>
-      <w:r>
-        <w:rPr>
-          <w:rFonts w:hint="eastAsia" w:ascii="宋体" w:hAnsi="宋体" w:eastAsia="宋体" w:cs="宋体"/>
-          <w:sz w:val="24"/>
-          <w:szCs w:val="24"/>
+          <w:rFonts w:hint="eastAsia" w:ascii="微软雅黑 Light" w:hAnsi="微软雅黑 Light" w:eastAsia="微软雅黑 Light" w:cs="微软雅黑 Light"/>
+          <w:sz w:val="18"/>
+          <w:szCs w:val="18"/>
+        </w:rPr>
+      </w:pPr>
+    </w:p>
+    <w:p>
+      <w:pPr>
+        <w:rPr>
+          <w:rFonts w:hint="eastAsia" w:ascii="微软雅黑 Light" w:hAnsi="微软雅黑 Light" w:eastAsia="微软雅黑 Light" w:cs="微软雅黑 Light"/>
+          <w:sz w:val="18"/>
+          <w:szCs w:val="18"/>
+        </w:rPr>
+      </w:pPr>
+    </w:p>
+    <w:p>
+      <w:pPr>
+        <w:rPr>
+          <w:rFonts w:hint="eastAsia" w:ascii="微软雅黑 Light" w:hAnsi="微软雅黑 Light" w:eastAsia="微软雅黑 Light" w:cs="微软雅黑 Light"/>
+          <w:sz w:val="18"/>
+          <w:szCs w:val="18"/>
+        </w:rPr>
+      </w:pPr>
+      <w:r>
+        <w:rPr>
+          <w:rFonts w:hint="eastAsia" w:ascii="微软雅黑 Light" w:hAnsi="微软雅黑 Light" w:eastAsia="微软雅黑 Light" w:cs="微软雅黑 Light"/>
+          <w:sz w:val="18"/>
+          <w:szCs w:val="18"/>
         </w:rPr>
         <w:t># 1. 创建一份新的数据集草稿</w:t>
       </w:r>
@@ -271,16 +288,16 @@
     <w:p>
       <w:pPr>
         <w:rPr>
-          <w:rFonts w:hint="eastAsia" w:ascii="宋体" w:hAnsi="宋体" w:eastAsia="宋体" w:cs="宋体"/>
-          <w:sz w:val="24"/>
-          <w:szCs w:val="24"/>
-        </w:rPr>
-      </w:pPr>
-      <w:r>
-        <w:rPr>
-          <w:rFonts w:hint="eastAsia" w:ascii="宋体" w:hAnsi="宋体" w:eastAsia="宋体" w:cs="宋体"/>
-          <w:sz w:val="24"/>
-          <w:szCs w:val="24"/>
+          <w:rFonts w:hint="eastAsia" w:ascii="微软雅黑 Light" w:hAnsi="微软雅黑 Light" w:eastAsia="微软雅黑 Light" w:cs="微软雅黑 Light"/>
+          <w:sz w:val="18"/>
+          <w:szCs w:val="18"/>
+        </w:rPr>
+      </w:pPr>
+      <w:r>
+        <w:rPr>
+          <w:rFonts w:hint="eastAsia" w:ascii="微软雅黑 Light" w:hAnsi="微软雅黑 Light" w:eastAsia="微软雅黑 Light" w:cs="微软雅黑 Light"/>
+          <w:sz w:val="18"/>
+          <w:szCs w:val="18"/>
         </w:rPr>
         <w:t>ot dataset init new</w:t>
       </w:r>
@@ -288,25 +305,25 @@
     <w:p>
       <w:pPr>
         <w:rPr>
-          <w:rFonts w:hint="eastAsia" w:ascii="宋体" w:hAnsi="宋体" w:eastAsia="宋体" w:cs="宋体"/>
-          <w:sz w:val="24"/>
-          <w:szCs w:val="24"/>
-        </w:rPr>
-      </w:pPr>
-    </w:p>
-    <w:p>
-      <w:pPr>
-        <w:rPr>
-          <w:rFonts w:hint="eastAsia" w:ascii="宋体" w:hAnsi="宋体" w:eastAsia="宋体" w:cs="宋体"/>
-          <w:sz w:val="24"/>
-          <w:szCs w:val="24"/>
-        </w:rPr>
-      </w:pPr>
-      <w:r>
-        <w:rPr>
-          <w:rFonts w:hint="eastAsia" w:ascii="宋体" w:hAnsi="宋体" w:eastAsia="宋体" w:cs="宋体"/>
-          <w:sz w:val="24"/>
-          <w:szCs w:val="24"/>
+          <w:rFonts w:hint="eastAsia" w:ascii="微软雅黑 Light" w:hAnsi="微软雅黑 Light" w:eastAsia="微软雅黑 Light" w:cs="微软雅黑 Light"/>
+          <w:sz w:val="18"/>
+          <w:szCs w:val="18"/>
+        </w:rPr>
+      </w:pPr>
+    </w:p>
+    <w:p>
+      <w:pPr>
+        <w:rPr>
+          <w:rFonts w:hint="eastAsia" w:ascii="微软雅黑 Light" w:hAnsi="微软雅黑 Light" w:eastAsia="微软雅黑 Light" w:cs="微软雅黑 Light"/>
+          <w:sz w:val="18"/>
+          <w:szCs w:val="18"/>
+        </w:rPr>
+      </w:pPr>
+      <w:r>
+        <w:rPr>
+          <w:rFonts w:hint="eastAsia" w:ascii="微软雅黑 Light" w:hAnsi="微软雅黑 Light" w:eastAsia="微软雅黑 Light" w:cs="微软雅黑 Light"/>
+          <w:sz w:val="18"/>
+          <w:szCs w:val="18"/>
         </w:rPr>
         <w:t># 2. 在草稿中修改参数</w:t>
       </w:r>
@@ -314,16 +331,16 @@
     <w:p>
       <w:pPr>
         <w:rPr>
-          <w:rFonts w:hint="eastAsia" w:ascii="宋体" w:hAnsi="宋体" w:eastAsia="宋体" w:cs="宋体"/>
-          <w:sz w:val="24"/>
-          <w:szCs w:val="24"/>
-        </w:rPr>
-      </w:pPr>
-      <w:r>
-        <w:rPr>
-          <w:rFonts w:hint="eastAsia" w:ascii="宋体" w:hAnsi="宋体" w:eastAsia="宋体" w:cs="宋体"/>
-          <w:sz w:val="24"/>
-          <w:szCs w:val="24"/>
+          <w:rFonts w:hint="eastAsia" w:ascii="微软雅黑 Light" w:hAnsi="微软雅黑 Light" w:eastAsia="微软雅黑 Light" w:cs="微软雅黑 Light"/>
+          <w:sz w:val="18"/>
+          <w:szCs w:val="18"/>
+        </w:rPr>
+      </w:pPr>
+      <w:r>
+        <w:rPr>
+          <w:rFonts w:hint="eastAsia" w:ascii="微软雅黑 Light" w:hAnsi="微软雅黑 Light" w:eastAsia="微软雅黑 Light" w:cs="微软雅黑 Light"/>
+          <w:sz w:val="18"/>
+          <w:szCs w:val="18"/>
         </w:rPr>
         <w:t>ot dataset panid 0xABCD</w:t>
       </w:r>
@@ -331,16 +348,16 @@
     <w:p>
       <w:pPr>
         <w:rPr>
-          <w:rFonts w:hint="eastAsia" w:ascii="宋体" w:hAnsi="宋体" w:eastAsia="宋体" w:cs="宋体"/>
-          <w:sz w:val="24"/>
-          <w:szCs w:val="24"/>
-        </w:rPr>
-      </w:pPr>
-      <w:r>
-        <w:rPr>
-          <w:rFonts w:hint="eastAsia" w:ascii="宋体" w:hAnsi="宋体" w:eastAsia="宋体" w:cs="宋体"/>
-          <w:sz w:val="24"/>
-          <w:szCs w:val="24"/>
+          <w:rFonts w:hint="eastAsia" w:ascii="微软雅黑 Light" w:hAnsi="微软雅黑 Light" w:eastAsia="微软雅黑 Light" w:cs="微软雅黑 Light"/>
+          <w:sz w:val="18"/>
+          <w:szCs w:val="18"/>
+        </w:rPr>
+      </w:pPr>
+      <w:r>
+        <w:rPr>
+          <w:rFonts w:hint="eastAsia" w:ascii="微软雅黑 Light" w:hAnsi="微软雅黑 Light" w:eastAsia="微软雅黑 Light" w:cs="微软雅黑 Light"/>
+          <w:sz w:val="18"/>
+          <w:szCs w:val="18"/>
         </w:rPr>
         <w:t>ot dataset channel 20</w:t>
       </w:r>
@@ -348,16 +365,16 @@
     <w:p>
       <w:pPr>
         <w:rPr>
-          <w:rFonts w:hint="eastAsia" w:ascii="宋体" w:hAnsi="宋体" w:eastAsia="宋体" w:cs="宋体"/>
-          <w:sz w:val="24"/>
-          <w:szCs w:val="24"/>
-        </w:rPr>
-      </w:pPr>
-      <w:r>
-        <w:rPr>
-          <w:rFonts w:hint="eastAsia" w:ascii="宋体" w:hAnsi="宋体" w:eastAsia="宋体" w:cs="宋体"/>
-          <w:sz w:val="24"/>
-          <w:szCs w:val="24"/>
+          <w:rFonts w:hint="eastAsia" w:ascii="微软雅黑 Light" w:hAnsi="微软雅黑 Light" w:eastAsia="微软雅黑 Light" w:cs="微软雅黑 Light"/>
+          <w:sz w:val="18"/>
+          <w:szCs w:val="18"/>
+        </w:rPr>
+      </w:pPr>
+      <w:r>
+        <w:rPr>
+          <w:rFonts w:hint="eastAsia" w:ascii="微软雅黑 Light" w:hAnsi="微软雅黑 Light" w:eastAsia="微软雅黑 Light" w:cs="微软雅黑 Light"/>
+          <w:sz w:val="18"/>
+          <w:szCs w:val="18"/>
         </w:rPr>
         <w:t>ot dataset networkname MyHomeThread</w:t>
       </w:r>
@@ -365,25 +382,25 @@
     <w:p>
       <w:pPr>
         <w:rPr>
-          <w:rFonts w:hint="eastAsia" w:ascii="宋体" w:hAnsi="宋体" w:eastAsia="宋体" w:cs="宋体"/>
-          <w:sz w:val="24"/>
-          <w:szCs w:val="24"/>
-        </w:rPr>
-      </w:pPr>
-    </w:p>
-    <w:p>
-      <w:pPr>
-        <w:rPr>
-          <w:rFonts w:hint="eastAsia" w:ascii="宋体" w:hAnsi="宋体" w:eastAsia="宋体" w:cs="宋体"/>
-          <w:sz w:val="24"/>
-          <w:szCs w:val="24"/>
-        </w:rPr>
-      </w:pPr>
-      <w:r>
-        <w:rPr>
-          <w:rFonts w:hint="eastAsia" w:ascii="宋体" w:hAnsi="宋体" w:eastAsia="宋体" w:cs="宋体"/>
-          <w:sz w:val="24"/>
-          <w:szCs w:val="24"/>
+          <w:rFonts w:hint="eastAsia" w:ascii="微软雅黑 Light" w:hAnsi="微软雅黑 Light" w:eastAsia="微软雅黑 Light" w:cs="微软雅黑 Light"/>
+          <w:sz w:val="18"/>
+          <w:szCs w:val="18"/>
+        </w:rPr>
+      </w:pPr>
+    </w:p>
+    <w:p>
+      <w:pPr>
+        <w:rPr>
+          <w:rFonts w:hint="eastAsia" w:ascii="微软雅黑 Light" w:hAnsi="微软雅黑 Light" w:eastAsia="微软雅黑 Light" w:cs="微软雅黑 Light"/>
+          <w:sz w:val="18"/>
+          <w:szCs w:val="18"/>
+        </w:rPr>
+      </w:pPr>
+      <w:r>
+        <w:rPr>
+          <w:rFonts w:hint="eastAsia" w:ascii="微软雅黑 Light" w:hAnsi="微软雅黑 Light" w:eastAsia="微软雅黑 Light" w:cs="微软雅黑 Light"/>
+          <w:sz w:val="18"/>
+          <w:szCs w:val="18"/>
         </w:rPr>
         <w:t># 3. 提交并使之生效</w:t>
       </w:r>
@@ -391,16 +408,16 @@
     <w:p>
       <w:pPr>
         <w:rPr>
-          <w:rFonts w:hint="eastAsia" w:ascii="宋体" w:hAnsi="宋体" w:eastAsia="宋体" w:cs="宋体"/>
-          <w:sz w:val="24"/>
-          <w:szCs w:val="24"/>
-        </w:rPr>
-      </w:pPr>
-      <w:r>
-        <w:rPr>
-          <w:rFonts w:hint="eastAsia" w:ascii="宋体" w:hAnsi="宋体" w:eastAsia="宋体" w:cs="宋体"/>
-          <w:sz w:val="24"/>
-          <w:szCs w:val="24"/>
+          <w:rFonts w:hint="eastAsia" w:ascii="微软雅黑 Light" w:hAnsi="微软雅黑 Light" w:eastAsia="微软雅黑 Light" w:cs="微软雅黑 Light"/>
+          <w:sz w:val="18"/>
+          <w:szCs w:val="18"/>
+        </w:rPr>
+      </w:pPr>
+      <w:r>
+        <w:rPr>
+          <w:rFonts w:hint="eastAsia" w:ascii="微软雅黑 Light" w:hAnsi="微软雅黑 Light" w:eastAsia="微软雅黑 Light" w:cs="微软雅黑 Light"/>
+          <w:sz w:val="18"/>
+          <w:szCs w:val="18"/>
         </w:rPr>
         <w:t>ot dataset commit active</w:t>
       </w:r>
@@ -408,25 +425,25 @@
     <w:p>
       <w:pPr>
         <w:rPr>
-          <w:rFonts w:hint="eastAsia" w:ascii="宋体" w:hAnsi="宋体" w:eastAsia="宋体" w:cs="宋体"/>
-          <w:sz w:val="24"/>
-          <w:szCs w:val="24"/>
-        </w:rPr>
-      </w:pPr>
-    </w:p>
-    <w:p>
-      <w:pPr>
-        <w:rPr>
-          <w:rFonts w:hint="eastAsia" w:ascii="宋体" w:hAnsi="宋体" w:eastAsia="宋体" w:cs="宋体"/>
-          <w:sz w:val="24"/>
-          <w:szCs w:val="24"/>
-        </w:rPr>
-      </w:pPr>
-      <w:r>
-        <w:rPr>
-          <w:rFonts w:hint="eastAsia" w:ascii="宋体" w:hAnsi="宋体" w:eastAsia="宋体" w:cs="宋体"/>
-          <w:sz w:val="24"/>
-          <w:szCs w:val="24"/>
+          <w:rFonts w:hint="eastAsia" w:ascii="微软雅黑 Light" w:hAnsi="微软雅黑 Light" w:eastAsia="微软雅黑 Light" w:cs="微软雅黑 Light"/>
+          <w:sz w:val="18"/>
+          <w:szCs w:val="18"/>
+        </w:rPr>
+      </w:pPr>
+    </w:p>
+    <w:p>
+      <w:pPr>
+        <w:rPr>
+          <w:rFonts w:hint="eastAsia" w:ascii="微软雅黑 Light" w:hAnsi="微软雅黑 Light" w:eastAsia="微软雅黑 Light" w:cs="微软雅黑 Light"/>
+          <w:sz w:val="18"/>
+          <w:szCs w:val="18"/>
+        </w:rPr>
+      </w:pPr>
+      <w:r>
+        <w:rPr>
+          <w:rFonts w:hint="eastAsia" w:ascii="微软雅黑 Light" w:hAnsi="微软雅黑 Light" w:eastAsia="微软雅黑 Light" w:cs="微软雅黑 Light"/>
+          <w:sz w:val="18"/>
+          <w:szCs w:val="18"/>
         </w:rPr>
         <w:t># 4. 重启网络使配置同步</w:t>
       </w:r>
@@ -434,16 +451,16 @@
     <w:p>
       <w:pPr>
         <w:rPr>
-          <w:rFonts w:hint="eastAsia" w:ascii="宋体" w:hAnsi="宋体" w:eastAsia="宋体" w:cs="宋体"/>
-          <w:sz w:val="24"/>
-          <w:szCs w:val="24"/>
-        </w:rPr>
-      </w:pPr>
-      <w:r>
-        <w:rPr>
-          <w:rFonts w:hint="eastAsia" w:ascii="宋体" w:hAnsi="宋体" w:eastAsia="宋体" w:cs="宋体"/>
-          <w:sz w:val="24"/>
-          <w:szCs w:val="24"/>
+          <w:rFonts w:hint="eastAsia" w:ascii="微软雅黑 Light" w:hAnsi="微软雅黑 Light" w:eastAsia="微软雅黑 Light" w:cs="微软雅黑 Light"/>
+          <w:sz w:val="18"/>
+          <w:szCs w:val="18"/>
+        </w:rPr>
+      </w:pPr>
+      <w:r>
+        <w:rPr>
+          <w:rFonts w:hint="eastAsia" w:ascii="微软雅黑 Light" w:hAnsi="微软雅黑 Light" w:eastAsia="微软雅黑 Light" w:cs="微软雅黑 Light"/>
+          <w:sz w:val="18"/>
+          <w:szCs w:val="18"/>
         </w:rPr>
         <w:t>ot thread stop</w:t>
       </w:r>
@@ -451,16 +468,16 @@
     <w:p>
       <w:pPr>
         <w:rPr>
-          <w:rFonts w:hint="eastAsia" w:ascii="宋体" w:hAnsi="宋体" w:eastAsia="宋体" w:cs="宋体"/>
-          <w:sz w:val="24"/>
-          <w:szCs w:val="24"/>
-        </w:rPr>
-      </w:pPr>
-      <w:r>
-        <w:rPr>
-          <w:rFonts w:hint="eastAsia" w:ascii="宋体" w:hAnsi="宋体" w:eastAsia="宋体" w:cs="宋体"/>
-          <w:sz w:val="24"/>
-          <w:szCs w:val="24"/>
+          <w:rFonts w:hint="eastAsia" w:ascii="微软雅黑 Light" w:hAnsi="微软雅黑 Light" w:eastAsia="微软雅黑 Light" w:cs="微软雅黑 Light"/>
+          <w:sz w:val="18"/>
+          <w:szCs w:val="18"/>
+        </w:rPr>
+      </w:pPr>
+      <w:r>
+        <w:rPr>
+          <w:rFonts w:hint="eastAsia" w:ascii="微软雅黑 Light" w:hAnsi="微软雅黑 Light" w:eastAsia="微软雅黑 Light" w:cs="微软雅黑 Light"/>
+          <w:sz w:val="18"/>
+          <w:szCs w:val="18"/>
         </w:rPr>
         <w:t>ot thread start</w:t>
       </w:r>
@@ -468,34 +485,34 @@
     <w:p>
       <w:pPr>
         <w:rPr>
-          <w:rFonts w:hint="eastAsia" w:ascii="宋体" w:hAnsi="宋体" w:eastAsia="宋体" w:cs="宋体"/>
-          <w:sz w:val="24"/>
-          <w:szCs w:val="24"/>
-        </w:rPr>
-      </w:pPr>
-    </w:p>
-    <w:p>
-      <w:pPr>
-        <w:rPr>
-          <w:rFonts w:hint="eastAsia" w:ascii="宋体" w:hAnsi="宋体" w:eastAsia="宋体" w:cs="宋体"/>
-          <w:sz w:val="24"/>
-          <w:szCs w:val="24"/>
-        </w:rPr>
-      </w:pPr>
-    </w:p>
-    <w:p>
-      <w:pPr>
-        <w:rPr>
-          <w:rFonts w:ascii="宋体" w:hAnsi="宋体" w:eastAsia="宋体" w:cs="宋体"/>
-          <w:sz w:val="24"/>
-          <w:szCs w:val="24"/>
-        </w:rPr>
-      </w:pPr>
-      <w:r>
-        <w:rPr>
-          <w:rFonts w:ascii="宋体" w:hAnsi="宋体" w:eastAsia="宋体" w:cs="宋体"/>
-          <w:sz w:val="24"/>
-          <w:szCs w:val="24"/>
+          <w:rFonts w:hint="eastAsia" w:ascii="微软雅黑 Light" w:hAnsi="微软雅黑 Light" w:eastAsia="微软雅黑 Light" w:cs="微软雅黑 Light"/>
+          <w:sz w:val="18"/>
+          <w:szCs w:val="18"/>
+        </w:rPr>
+      </w:pPr>
+    </w:p>
+    <w:p>
+      <w:pPr>
+        <w:rPr>
+          <w:rFonts w:hint="eastAsia" w:ascii="微软雅黑 Light" w:hAnsi="微软雅黑 Light" w:eastAsia="微软雅黑 Light" w:cs="微软雅黑 Light"/>
+          <w:sz w:val="18"/>
+          <w:szCs w:val="18"/>
+        </w:rPr>
+      </w:pPr>
+    </w:p>
+    <w:p>
+      <w:pPr>
+        <w:rPr>
+          <w:rFonts w:hint="eastAsia" w:ascii="微软雅黑 Light" w:hAnsi="微软雅黑 Light" w:eastAsia="微软雅黑 Light" w:cs="微软雅黑 Light"/>
+          <w:sz w:val="18"/>
+          <w:szCs w:val="18"/>
+        </w:rPr>
+      </w:pPr>
+      <w:r>
+        <w:rPr>
+          <w:rFonts w:hint="eastAsia" w:ascii="微软雅黑 Light" w:hAnsi="微软雅黑 Light" w:eastAsia="微软雅黑 Light" w:cs="微软雅黑 Light"/>
+          <w:sz w:val="18"/>
+          <w:szCs w:val="18"/>
         </w:rPr>
         <w:t>ot networkdiagnostic get ff03::2 16</w:t>
       </w:r>
@@ -503,25 +520,25 @@
     <w:p>
       <w:pPr>
         <w:rPr>
-          <w:rFonts w:ascii="宋体" w:hAnsi="宋体" w:eastAsia="宋体" w:cs="宋体"/>
-          <w:sz w:val="24"/>
-          <w:szCs w:val="24"/>
-        </w:rPr>
-      </w:pPr>
-    </w:p>
-    <w:p>
-      <w:pPr>
-        <w:rPr>
-          <w:rFonts w:hint="eastAsia" w:ascii="宋体" w:hAnsi="宋体" w:eastAsia="宋体" w:cs="宋体"/>
-          <w:sz w:val="24"/>
-          <w:szCs w:val="24"/>
-        </w:rPr>
-      </w:pPr>
-      <w:r>
-        <w:rPr>
-          <w:rFonts w:hint="eastAsia" w:ascii="宋体" w:hAnsi="宋体" w:eastAsia="宋体" w:cs="宋体"/>
-          <w:sz w:val="24"/>
-          <w:szCs w:val="24"/>
+          <w:rFonts w:hint="eastAsia" w:ascii="微软雅黑 Light" w:hAnsi="微软雅黑 Light" w:eastAsia="微软雅黑 Light" w:cs="微软雅黑 Light"/>
+          <w:sz w:val="18"/>
+          <w:szCs w:val="18"/>
+        </w:rPr>
+      </w:pPr>
+    </w:p>
+    <w:p>
+      <w:pPr>
+        <w:rPr>
+          <w:rFonts w:hint="eastAsia" w:ascii="微软雅黑 Light" w:hAnsi="微软雅黑 Light" w:eastAsia="微软雅黑 Light" w:cs="微软雅黑 Light"/>
+          <w:sz w:val="18"/>
+          <w:szCs w:val="18"/>
+        </w:rPr>
+      </w:pPr>
+      <w:r>
+        <w:rPr>
+          <w:rFonts w:hint="eastAsia" w:ascii="微软雅黑 Light" w:hAnsi="微软雅黑 Light" w:eastAsia="微软雅黑 Light" w:cs="微软雅黑 Light"/>
+          <w:sz w:val="18"/>
+          <w:szCs w:val="18"/>
         </w:rPr>
         <w:t># 目标：ff03::2 (所有路由器)</w:t>
       </w:r>
@@ -529,16 +546,16 @@
     <w:p>
       <w:pPr>
         <w:rPr>
-          <w:rFonts w:hint="eastAsia" w:ascii="宋体" w:hAnsi="宋体" w:eastAsia="宋体" w:cs="宋体"/>
-          <w:sz w:val="24"/>
-          <w:szCs w:val="24"/>
-        </w:rPr>
-      </w:pPr>
-      <w:r>
-        <w:rPr>
-          <w:rFonts w:hint="eastAsia" w:ascii="宋体" w:hAnsi="宋体" w:eastAsia="宋体" w:cs="宋体"/>
-          <w:sz w:val="24"/>
-          <w:szCs w:val="24"/>
+          <w:rFonts w:hint="eastAsia" w:ascii="微软雅黑 Light" w:hAnsi="微软雅黑 Light" w:eastAsia="微软雅黑 Light" w:cs="微软雅黑 Light"/>
+          <w:sz w:val="18"/>
+          <w:szCs w:val="18"/>
+        </w:rPr>
+      </w:pPr>
+      <w:r>
+        <w:rPr>
+          <w:rFonts w:hint="eastAsia" w:ascii="微软雅黑 Light" w:hAnsi="微软雅黑 Light" w:eastAsia="微软雅黑 Light" w:cs="微软雅黑 Light"/>
+          <w:sz w:val="18"/>
+          <w:szCs w:val="18"/>
         </w:rPr>
         <w:t># 参数：0 (Extended Address)</w:t>
       </w:r>
@@ -546,16 +563,16 @@
     <w:p>
       <w:pPr>
         <w:rPr>
-          <w:rFonts w:hint="eastAsia" w:ascii="宋体" w:hAnsi="宋体" w:eastAsia="宋体" w:cs="宋体"/>
-          <w:sz w:val="24"/>
-          <w:szCs w:val="24"/>
-        </w:rPr>
-      </w:pPr>
-      <w:r>
-        <w:rPr>
-          <w:rFonts w:hint="eastAsia" w:ascii="宋体" w:hAnsi="宋体" w:eastAsia="宋体" w:cs="宋体"/>
-          <w:sz w:val="24"/>
-          <w:szCs w:val="24"/>
+          <w:rFonts w:hint="eastAsia" w:ascii="微软雅黑 Light" w:hAnsi="微软雅黑 Light" w:eastAsia="微软雅黑 Light" w:cs="微软雅黑 Light"/>
+          <w:sz w:val="18"/>
+          <w:szCs w:val="18"/>
+        </w:rPr>
+      </w:pPr>
+      <w:r>
+        <w:rPr>
+          <w:rFonts w:hint="eastAsia" w:ascii="微软雅黑 Light" w:hAnsi="微软雅黑 Light" w:eastAsia="微软雅黑 Light" w:cs="微软雅黑 Light"/>
+          <w:sz w:val="18"/>
+          <w:szCs w:val="18"/>
         </w:rPr>
         <w:t>ot networkdiagnostic get ff03::2 0</w:t>
       </w:r>
@@ -563,46 +580,390 @@
     <w:p>
       <w:pPr>
         <w:rPr>
-          <w:rFonts w:hint="eastAsia" w:ascii="宋体" w:hAnsi="宋体" w:eastAsia="宋体" w:cs="宋体"/>
-          <w:sz w:val="24"/>
-          <w:szCs w:val="24"/>
-        </w:rPr>
-      </w:pPr>
-    </w:p>
-    <w:p>
-      <w:pPr>
-        <w:rPr>
-          <w:rFonts w:hint="eastAsia" w:ascii="宋体" w:hAnsi="宋体" w:eastAsia="宋体" w:cs="宋体"/>
-          <w:sz w:val="24"/>
-          <w:szCs w:val="24"/>
-        </w:rPr>
-      </w:pPr>
-      <w:r>
-        <w:rPr>
-          <w:rFonts w:hint="eastAsia" w:ascii="宋体" w:hAnsi="宋体" w:eastAsia="宋体" w:cs="宋体"/>
-          <w:sz w:val="24"/>
-          <w:szCs w:val="24"/>
-        </w:rPr>
-        <w:t xml:space="preserve">ot </w:t>
+          <w:rFonts w:hint="eastAsia" w:ascii="微软雅黑 Light" w:hAnsi="微软雅黑 Light" w:eastAsia="微软雅黑 Light" w:cs="微软雅黑 Light"/>
+          <w:sz w:val="18"/>
+          <w:szCs w:val="18"/>
+        </w:rPr>
+      </w:pPr>
+    </w:p>
+    <w:p>
+      <w:pPr>
+        <w:rPr>
+          <w:rFonts w:hint="eastAsia" w:ascii="微软雅黑 Light" w:hAnsi="微软雅黑 Light" w:eastAsia="微软雅黑 Light" w:cs="微软雅黑 Light"/>
+          <w:sz w:val="18"/>
+          <w:szCs w:val="18"/>
+        </w:rPr>
+      </w:pPr>
+      <w:r>
+        <w:rPr>
+          <w:rFonts w:hint="eastAsia" w:ascii="微软雅黑 Light" w:hAnsi="微软雅黑 Light" w:eastAsia="微软雅黑 Light" w:cs="微软雅黑 Light"/>
+          <w:sz w:val="18"/>
+          <w:szCs w:val="18"/>
+        </w:rPr>
+        <w:t>ot networkdiagnostic get ff03::2 16</w:t>
+      </w:r>
+    </w:p>
+    <w:p>
+      <w:pPr>
+        <w:rPr>
+          <w:rFonts w:hint="eastAsia" w:ascii="微软雅黑 Light" w:hAnsi="微软雅黑 Light" w:eastAsia="微软雅黑 Light" w:cs="微软雅黑 Light"/>
+          <w:sz w:val="18"/>
+          <w:szCs w:val="18"/>
+        </w:rPr>
+      </w:pPr>
+    </w:p>
+    <w:p>
+      <w:pPr>
+        <w:rPr>
+          <w:rFonts w:hint="eastAsia" w:ascii="微软雅黑 Light" w:hAnsi="微软雅黑 Light" w:eastAsia="微软雅黑 Light" w:cs="微软雅黑 Light"/>
+          <w:sz w:val="18"/>
+          <w:szCs w:val="18"/>
+        </w:rPr>
+      </w:pPr>
+    </w:p>
+    <w:p>
+      <w:pPr>
+        <w:rPr>
+          <w:rFonts w:hint="eastAsia" w:ascii="微软雅黑 Light" w:hAnsi="微软雅黑 Light" w:eastAsia="微软雅黑 Light" w:cs="微软雅黑 Light"/>
+          <w:sz w:val="18"/>
+          <w:szCs w:val="18"/>
+        </w:rPr>
+      </w:pPr>
+      <w:r>
+        <w:rPr>
+          <w:rFonts w:hint="eastAsia" w:ascii="微软雅黑 Light" w:hAnsi="微软雅黑 Light" w:eastAsia="微软雅黑 Light" w:cs="微软雅黑 Light"/>
+          <w:sz w:val="18"/>
+          <w:szCs w:val="18"/>
+        </w:rPr>
+        <w:t>ot neighbor table</w:t>
+      </w:r>
+    </w:p>
+    <w:p>
+      <w:pPr>
+        <w:rPr>
+          <w:rFonts w:hint="eastAsia" w:ascii="微软雅黑 Light" w:hAnsi="微软雅黑 Light" w:eastAsia="微软雅黑 Light" w:cs="微软雅黑 Light"/>
+          <w:sz w:val="18"/>
+          <w:szCs w:val="18"/>
+        </w:rPr>
+      </w:pPr>
+      <w:r>
+        <w:rPr>
+          <w:rFonts w:hint="eastAsia" w:ascii="微软雅黑 Light" w:hAnsi="微软雅黑 Light" w:eastAsia="微软雅黑 Light" w:cs="微软雅黑 Light"/>
+          <w:sz w:val="18"/>
+          <w:szCs w:val="18"/>
+        </w:rPr>
+        <w:t>| Role | RLOC16 | Age | Avg RSSI | Last RSSI |R|D|N| Extended MAC     | Version |</w:t>
+      </w:r>
+    </w:p>
+    <w:p>
+      <w:pPr>
+        <w:rPr>
+          <w:rFonts w:hint="eastAsia" w:ascii="微软雅黑 Light" w:hAnsi="微软雅黑 Light" w:eastAsia="微软雅黑 Light" w:cs="微软雅黑 Light"/>
+          <w:sz w:val="18"/>
+          <w:szCs w:val="18"/>
+        </w:rPr>
+      </w:pPr>
+      <w:r>
+        <w:rPr>
+          <w:rFonts w:hint="eastAsia" w:ascii="微软雅黑 Light" w:hAnsi="微软雅黑 Light" w:eastAsia="微软雅黑 Light" w:cs="微软雅黑 Light"/>
+          <w:sz w:val="18"/>
+          <w:szCs w:val="18"/>
+        </w:rPr>
+        <w:t>+------+--------+-----+----------+-----------+-+-+-+------------------+---------+</w:t>
+      </w:r>
+    </w:p>
+    <w:p>
+      <w:pPr>
+        <w:rPr>
+          <w:rFonts w:hint="eastAsia" w:ascii="微软雅黑 Light" w:hAnsi="微软雅黑 Light" w:eastAsia="微软雅黑 Light" w:cs="微软雅黑 Light"/>
+          <w:sz w:val="18"/>
+          <w:szCs w:val="18"/>
+        </w:rPr>
+      </w:pPr>
+      <w:r>
+        <w:rPr>
+          <w:rFonts w:hint="eastAsia" w:ascii="微软雅黑 Light" w:hAnsi="微软雅黑 Light" w:eastAsia="微软雅黑 Light" w:cs="微软雅黑 Light"/>
+          <w:sz w:val="18"/>
+          <w:szCs w:val="18"/>
+        </w:rPr>
+        <w:t>|   R  | 0x6c00 |   5 |      -50 |       -48 |1|1|1| 664950c22be818d4 |       5 |</w:t>
+      </w:r>
+    </w:p>
+    <w:p>
+      <w:pPr>
+        <w:rPr>
+          <w:rFonts w:hint="eastAsia" w:ascii="微软雅黑 Light" w:hAnsi="微软雅黑 Light" w:eastAsia="微软雅黑 Light" w:cs="微软雅黑 Light"/>
+          <w:sz w:val="18"/>
+          <w:szCs w:val="18"/>
+        </w:rPr>
+      </w:pPr>
+      <w:r>
+        <w:rPr>
+          <w:rFonts w:hint="eastAsia" w:ascii="微软雅黑 Light" w:hAnsi="微软雅黑 Light" w:eastAsia="微软雅黑 Light" w:cs="微软雅黑 Light"/>
+          <w:sz w:val="18"/>
+          <w:szCs w:val="18"/>
+        </w:rPr>
+        <w:t>|   R  | 0xa800 |   5 |      -53 |       -62 |1|1|1| 7a3d6cf0d561853c |       5 |</w:t>
+      </w:r>
+    </w:p>
+    <w:p>
+      <w:pPr>
+        <w:rPr>
+          <w:rFonts w:hint="eastAsia" w:ascii="微软雅黑 Light" w:hAnsi="微软雅黑 Light" w:eastAsia="微软雅黑 Light" w:cs="微软雅黑 Light"/>
+          <w:sz w:val="18"/>
+          <w:szCs w:val="18"/>
+        </w:rPr>
+      </w:pPr>
+      <w:r>
+        <w:rPr>
+          <w:rFonts w:hint="eastAsia" w:ascii="微软雅黑 Light" w:hAnsi="微软雅黑 Light" w:eastAsia="微软雅黑 Light" w:cs="微软雅黑 Light"/>
+          <w:sz w:val="18"/>
+          <w:szCs w:val="18"/>
+        </w:rPr>
+        <w:t>|   R  | 0xb800 |   3 |      -64 |       -66 |1|1|1| c62b56729e567c2d |       5 |</w:t>
+      </w:r>
+    </w:p>
+    <w:p>
+      <w:pPr>
+        <w:rPr>
+          <w:rFonts w:hint="eastAsia" w:ascii="微软雅黑 Light" w:hAnsi="微软雅黑 Light" w:eastAsia="微软雅黑 Light" w:cs="微软雅黑 Light"/>
+          <w:sz w:val="18"/>
+          <w:szCs w:val="18"/>
+        </w:rPr>
+      </w:pPr>
+      <w:r>
+        <w:rPr>
+          <w:rFonts w:hint="eastAsia" w:ascii="微软雅黑 Light" w:hAnsi="微软雅黑 Light" w:eastAsia="微软雅黑 Light" w:cs="微软雅黑 Light"/>
+          <w:sz w:val="18"/>
+          <w:szCs w:val="18"/>
+        </w:rPr>
+        <w:t>|   R  | 0xf000 |   5 |      -55 |       -58 |1|1|1| eaf58e4dc33c46a3 |       5 |</w:t>
+      </w:r>
+    </w:p>
+    <w:p>
+      <w:pPr>
+        <w:rPr>
+          <w:rFonts w:hint="eastAsia" w:ascii="微软雅黑 Light" w:hAnsi="微软雅黑 Light" w:eastAsia="微软雅黑 Light" w:cs="微软雅黑 Light"/>
+          <w:sz w:val="18"/>
+          <w:szCs w:val="18"/>
+        </w:rPr>
+      </w:pPr>
+    </w:p>
+    <w:p>
+      <w:pPr>
+        <w:rPr>
+          <w:rFonts w:hint="eastAsia" w:ascii="微软雅黑 Light" w:hAnsi="微软雅黑 Light" w:eastAsia="微软雅黑 Light" w:cs="微软雅黑 Light"/>
+          <w:sz w:val="18"/>
+          <w:szCs w:val="18"/>
+        </w:rPr>
+      </w:pPr>
+      <w:r>
+        <w:rPr>
+          <w:rFonts w:hint="eastAsia" w:ascii="微软雅黑 Light" w:hAnsi="微软雅黑 Light" w:eastAsia="微软雅黑 Light" w:cs="微软雅黑 Light"/>
+          <w:sz w:val="18"/>
+          <w:szCs w:val="18"/>
+        </w:rPr>
+        <w:t>Done</w:t>
+      </w:r>
+    </w:p>
+    <w:p>
+      <w:pPr>
+        <w:rPr>
+          <w:rFonts w:hint="eastAsia" w:ascii="微软雅黑 Light" w:hAnsi="微软雅黑 Light" w:eastAsia="微软雅黑 Light" w:cs="微软雅黑 Light"/>
+          <w:sz w:val="18"/>
+          <w:szCs w:val="18"/>
+        </w:rPr>
+      </w:pPr>
+    </w:p>
+    <w:p>
+      <w:pPr>
+        <w:rPr>
+          <w:rFonts w:hint="eastAsia" w:ascii="微软雅黑 Light" w:hAnsi="微软雅黑 Light" w:eastAsia="微软雅黑 Light" w:cs="微软雅黑 Light"/>
+          <w:sz w:val="18"/>
+          <w:szCs w:val="18"/>
+        </w:rPr>
+      </w:pPr>
+    </w:p>
+    <w:p>
+      <w:pPr>
+        <w:rPr>
+          <w:rFonts w:hint="eastAsia" w:ascii="微软雅黑 Light" w:hAnsi="微软雅黑 Light" w:eastAsia="微软雅黑 Light" w:cs="微软雅黑 Light"/>
+          <w:sz w:val="18"/>
+          <w:szCs w:val="18"/>
+        </w:rPr>
+      </w:pPr>
+      <w:r>
+        <w:rPr>
+          <w:rFonts w:hint="eastAsia" w:ascii="微软雅黑 Light" w:hAnsi="微软雅黑 Light" w:eastAsia="微软雅黑 Light" w:cs="微软雅黑 Light"/>
+          <w:sz w:val="18"/>
+          <w:szCs w:val="18"/>
+        </w:rPr>
+        <w:t>&gt; ot router table</w:t>
+      </w:r>
+    </w:p>
+    <w:p>
+      <w:pPr>
+        <w:rPr>
+          <w:rFonts w:hint="eastAsia" w:ascii="微软雅黑 Light" w:hAnsi="微软雅黑 Light" w:eastAsia="微软雅黑 Light" w:cs="微软雅黑 Light"/>
+          <w:sz w:val="18"/>
+          <w:szCs w:val="18"/>
+        </w:rPr>
+      </w:pPr>
+      <w:r>
+        <w:rPr>
+          <w:rFonts w:hint="eastAsia" w:ascii="微软雅黑 Light" w:hAnsi="微软雅黑 Light" w:eastAsia="微软雅黑 Light" w:cs="微软雅黑 Light"/>
+          <w:sz w:val="18"/>
+          <w:szCs w:val="18"/>
+        </w:rPr>
+        <w:t>ot router table</w:t>
+      </w:r>
+    </w:p>
+    <w:p>
+      <w:pPr>
+        <w:rPr>
+          <w:rFonts w:hint="eastAsia" w:ascii="微软雅黑 Light" w:hAnsi="微软雅黑 Light" w:eastAsia="微软雅黑 Light" w:cs="微软雅黑 Light"/>
+          <w:sz w:val="18"/>
+          <w:szCs w:val="18"/>
+        </w:rPr>
+      </w:pPr>
+      <w:r>
+        <w:rPr>
+          <w:rFonts w:hint="eastAsia" w:ascii="微软雅黑 Light" w:hAnsi="微软雅黑 Light" w:eastAsia="微软雅黑 Light" w:cs="微软雅黑 Light"/>
+          <w:sz w:val="18"/>
+          <w:szCs w:val="18"/>
+        </w:rPr>
+        <w:t>| ID | RLOC16 | Next Hop | Path Cost | LQ In | LQ Out | Age | Extended MAC     | Link |</w:t>
+      </w:r>
+    </w:p>
+    <w:p>
+      <w:pPr>
+        <w:rPr>
+          <w:rFonts w:hint="eastAsia" w:ascii="微软雅黑 Light" w:hAnsi="微软雅黑 Light" w:eastAsia="微软雅黑 Light" w:cs="微软雅黑 Light"/>
+          <w:sz w:val="18"/>
+          <w:szCs w:val="18"/>
+        </w:rPr>
+      </w:pPr>
+      <w:r>
+        <w:rPr>
+          <w:rFonts w:hint="eastAsia" w:ascii="微软雅黑 Light" w:hAnsi="微软雅黑 Light" w:eastAsia="微软雅黑 Light" w:cs="微软雅黑 Light"/>
+          <w:sz w:val="18"/>
+          <w:szCs w:val="18"/>
+        </w:rPr>
+        <w:t>+----+--------+----------+-----------+-------+--------+-----+------------------+------+</w:t>
+      </w:r>
+    </w:p>
+    <w:p>
+      <w:pPr>
+        <w:rPr>
+          <w:rFonts w:hint="eastAsia" w:ascii="微软雅黑 Light" w:hAnsi="微软雅黑 Light" w:eastAsia="微软雅黑 Light" w:cs="微软雅黑 Light"/>
+          <w:sz w:val="18"/>
+          <w:szCs w:val="18"/>
+        </w:rPr>
+      </w:pPr>
+      <w:r>
+        <w:rPr>
+          <w:rFonts w:hint="eastAsia" w:ascii="微软雅黑 Light" w:hAnsi="微软雅黑 Light" w:eastAsia="微软雅黑 Light" w:cs="微软雅黑 Light"/>
+          <w:sz w:val="18"/>
+          <w:szCs w:val="18"/>
+        </w:rPr>
+        <w:t>| 27 | 0x6c00 |       60 |         1 |     3 |      3 |  23 | 664950c22be818d4 |    1 |</w:t>
+      </w:r>
+    </w:p>
+    <w:p>
+      <w:pPr>
+        <w:rPr>
+          <w:rFonts w:hint="eastAsia" w:ascii="微软雅黑 Light" w:hAnsi="微软雅黑 Light" w:eastAsia="微软雅黑 Light" w:cs="微软雅黑 Light"/>
+          <w:sz w:val="18"/>
+          <w:szCs w:val="18"/>
+        </w:rPr>
+      </w:pPr>
+      <w:r>
+        <w:rPr>
+          <w:rFonts w:hint="eastAsia" w:ascii="微软雅黑 Light" w:hAnsi="微软雅黑 Light" w:eastAsia="微软雅黑 Light" w:cs="微软雅黑 Light"/>
+          <w:sz w:val="18"/>
+          <w:szCs w:val="18"/>
+        </w:rPr>
+        <w:t>| 42 | 0xa800 |       60 |         1 |     3 |      3 |   1 | 7a3d6cf0d561853c |    1 |</w:t>
+      </w:r>
+    </w:p>
+    <w:p>
+      <w:pPr>
+        <w:rPr>
+          <w:rFonts w:hint="eastAsia" w:ascii="微软雅黑 Light" w:hAnsi="微软雅黑 Light" w:eastAsia="微软雅黑 Light" w:cs="微软雅黑 Light"/>
+          <w:sz w:val="18"/>
+          <w:szCs w:val="18"/>
+        </w:rPr>
+      </w:pPr>
+      <w:r>
+        <w:rPr>
+          <w:rFonts w:hint="eastAsia" w:ascii="微软雅黑 Light" w:hAnsi="微软雅黑 Light" w:eastAsia="微软雅黑 Light" w:cs="微软雅黑 Light"/>
+          <w:sz w:val="18"/>
+          <w:szCs w:val="18"/>
+        </w:rPr>
+        <w:t>| 46 | 0xb800 |       60 |         1 |     3 |      3 |  20 | c62b56729e567c2d |    1 |</w:t>
+      </w:r>
+    </w:p>
+    <w:p>
+      <w:pPr>
+        <w:rPr>
+          <w:rFonts w:hint="eastAsia" w:ascii="微软雅黑 Light" w:hAnsi="微软雅黑 Light" w:eastAsia="微软雅黑 Light" w:cs="微软雅黑 Light"/>
+          <w:sz w:val="18"/>
+          <w:szCs w:val="18"/>
+        </w:rPr>
+      </w:pPr>
+      <w:r>
+        <w:rPr>
+          <w:rFonts w:hint="eastAsia" w:ascii="微软雅黑 Light" w:hAnsi="微软雅黑 Light" w:eastAsia="微软雅黑 Light" w:cs="微软雅黑 Light"/>
+          <w:sz w:val="18"/>
+          <w:szCs w:val="18"/>
+        </w:rPr>
+        <w:t>| 49 | 0xc400 |       63 |         0 |     0 |      0 |   0 | 0258a37a5a809d54 |    0 |</w:t>
+      </w:r>
+    </w:p>
+    <w:p>
+      <w:pPr>
+        <w:rPr>
+          <w:rFonts w:hint="eastAsia" w:ascii="微软雅黑 Light" w:hAnsi="微软雅黑 Light" w:eastAsia="微软雅黑 Light" w:cs="微软雅黑 Light"/>
+          <w:sz w:val="18"/>
+          <w:szCs w:val="18"/>
+        </w:rPr>
+      </w:pPr>
+      <w:r>
+        <w:rPr>
+          <w:rFonts w:hint="eastAsia" w:ascii="微软雅黑 Light" w:hAnsi="微软雅黑 Light" w:eastAsia="微软雅黑 Light" w:cs="微软雅黑 Light"/>
+          <w:sz w:val="18"/>
+          <w:szCs w:val="18"/>
+        </w:rPr>
+        <w:t>| 60 | 0xf000 |       42 |         1 |     3 |      3 |   2 | eaf58e4dc33c46a3 |    1 |</w:t>
+      </w:r>
+    </w:p>
+    <w:p>
+      <w:pPr>
+        <w:rPr>
+          <w:rFonts w:hint="eastAsia" w:ascii="微软雅黑 Light" w:hAnsi="微软雅黑 Light" w:eastAsia="微软雅黑 Light" w:cs="微软雅黑 Light"/>
+          <w:sz w:val="18"/>
+          <w:szCs w:val="18"/>
+        </w:rPr>
+      </w:pPr>
+    </w:p>
+    <w:p>
+      <w:pPr>
+        <w:rPr>
+          <w:rFonts w:hint="eastAsia" w:ascii="微软雅黑 Light" w:hAnsi="微软雅黑 Light" w:eastAsia="微软雅黑 Light" w:cs="微软雅黑 Light"/>
+          <w:sz w:val="18"/>
+          <w:szCs w:val="18"/>
+        </w:rPr>
+      </w:pPr>
+      <w:r>
+        <w:rPr>
+          <w:rFonts w:hint="eastAsia" w:ascii="微软雅黑 Light" w:hAnsi="微软雅黑 Light" w:eastAsia="微软雅黑 Light" w:cs="微软雅黑 Light"/>
+          <w:sz w:val="18"/>
+          <w:szCs w:val="18"/>
+        </w:rPr>
+        <w:t>Done</w:t>
       </w:r>
       <w:bookmarkStart w:id="0" w:name="_GoBack"/>
-      <w:r>
-        <w:rPr>
-          <w:rFonts w:hint="eastAsia" w:ascii="宋体" w:hAnsi="宋体" w:eastAsia="宋体" w:cs="宋体"/>
-          <w:sz w:val="24"/>
-          <w:szCs w:val="24"/>
-        </w:rPr>
-        <w:t xml:space="preserve">networkdiagnostic </w:t>
-      </w:r>
       <w:bookmarkEnd w:id="0"/>
-      <w:r>
-        <w:rPr>
-          <w:rFonts w:hint="eastAsia" w:ascii="宋体" w:hAnsi="宋体" w:eastAsia="宋体" w:cs="宋体"/>
-          <w:sz w:val="24"/>
-          <w:szCs w:val="24"/>
-        </w:rPr>
-        <w:t>get ff03::2 16</w:t>
-      </w:r>
     </w:p>
     <w:sectPr>
       <w:pgSz w:w="11906" w:h="16838"/>

--- a/openthread.docx
+++ b/openthread.docx
@@ -589,6 +589,25 @@
     <w:p>
       <w:pPr>
         <w:rPr>
+          <w:rFonts w:hint="default" w:ascii="微软雅黑 Light" w:hAnsi="微软雅黑 Light" w:eastAsia="微软雅黑 Light" w:cs="微软雅黑 Light"/>
+          <w:sz w:val="18"/>
+          <w:szCs w:val="18"/>
+          <w:lang w:val="en-US" w:eastAsia="zh-CN"/>
+        </w:rPr>
+      </w:pPr>
+      <w:r>
+        <w:rPr>
+          <w:rFonts w:hint="eastAsia" w:ascii="微软雅黑 Light" w:hAnsi="微软雅黑 Light" w:eastAsia="微软雅黑 Light" w:cs="微软雅黑 Light"/>
+          <w:sz w:val="18"/>
+          <w:szCs w:val="18"/>
+          <w:lang w:val="en-US" w:eastAsia="zh-CN"/>
+        </w:rPr>
+        <w:t># 查询每个路由下的子节点(child)</w:t>
+      </w:r>
+    </w:p>
+    <w:p>
+      <w:pPr>
+        <w:rPr>
           <w:rFonts w:hint="eastAsia" w:ascii="微软雅黑 Light" w:hAnsi="微软雅黑 Light" w:eastAsia="微软雅黑 Light" w:cs="微软雅黑 Light"/>
           <w:sz w:val="18"/>
           <w:szCs w:val="18"/>
@@ -961,9 +980,142 @@
           <w:szCs w:val="18"/>
         </w:rPr>
         <w:t>Done</w:t>
+      </w:r>
+    </w:p>
+    <w:p>
+      <w:pPr>
+        <w:rPr>
+          <w:rFonts w:hint="eastAsia" w:ascii="微软雅黑 Light" w:hAnsi="微软雅黑 Light" w:eastAsia="微软雅黑 Light" w:cs="微软雅黑 Light"/>
+          <w:sz w:val="18"/>
+          <w:szCs w:val="18"/>
+        </w:rPr>
+      </w:pPr>
+    </w:p>
+    <w:p>
+      <w:pPr>
+        <w:rPr>
+          <w:rFonts w:hint="eastAsia" w:ascii="微软雅黑 Light" w:hAnsi="微软雅黑 Light" w:eastAsia="微软雅黑 Light" w:cs="微软雅黑 Light"/>
+          <w:sz w:val="18"/>
+          <w:szCs w:val="18"/>
+          <w:lang w:val="en-US" w:eastAsia="zh-CN"/>
+        </w:rPr>
+      </w:pPr>
+      <w:r>
+        <w:rPr>
+          <w:rFonts w:hint="eastAsia" w:ascii="微软雅黑 Light" w:hAnsi="微软雅黑 Light" w:eastAsia="微软雅黑 Light" w:cs="微软雅黑 Light"/>
+          <w:sz w:val="18"/>
+          <w:szCs w:val="18"/>
+          <w:lang w:val="en-US" w:eastAsia="zh-CN"/>
+        </w:rPr>
+        <w:t># Cli的控制指令</w:t>
+      </w:r>
+    </w:p>
+    <w:p>
+      <w:pPr>
+        <w:rPr>
+          <w:rFonts w:hint="eastAsia" w:ascii="微软雅黑 Light" w:hAnsi="微软雅黑 Light" w:eastAsia="微软雅黑 Light" w:cs="微软雅黑 Light"/>
+          <w:sz w:val="18"/>
+          <w:szCs w:val="18"/>
+          <w:lang w:val="en-US" w:eastAsia="zh-CN"/>
+        </w:rPr>
+      </w:pPr>
+    </w:p>
+    <w:p>
+      <w:pPr>
+        <w:rPr>
+          <w:rFonts w:hint="default" w:ascii="微软雅黑 Light" w:hAnsi="微软雅黑 Light" w:eastAsia="微软雅黑 Light" w:cs="微软雅黑 Light"/>
+          <w:sz w:val="18"/>
+          <w:szCs w:val="18"/>
+          <w:lang w:val="en-US" w:eastAsia="zh-CN"/>
+        </w:rPr>
+      </w:pPr>
+      <w:r>
+        <w:rPr>
+          <w:rFonts w:hint="eastAsia" w:ascii="微软雅黑 Light" w:hAnsi="微软雅黑 Light" w:eastAsia="微软雅黑 Light" w:cs="微软雅黑 Light"/>
+          <w:sz w:val="18"/>
+          <w:szCs w:val="18"/>
+          <w:lang w:val="en-US" w:eastAsia="zh-CN"/>
+        </w:rPr>
+        <w:t># 不需要回复的指令</w:t>
+      </w:r>
+    </w:p>
+    <w:p>
+      <w:pPr>
+        <w:rPr>
+          <w:rFonts w:hint="default" w:ascii="微软雅黑 Light" w:hAnsi="微软雅黑 Light" w:eastAsia="微软雅黑 Light" w:cs="微软雅黑 Light"/>
+          <w:sz w:val="18"/>
+          <w:szCs w:val="18"/>
+          <w:lang w:val="en-US" w:eastAsia="zh-CN"/>
+        </w:rPr>
+      </w:pPr>
+      <w:r>
+        <w:rPr>
+          <w:rFonts w:hint="default" w:ascii="微软雅黑 Light" w:hAnsi="微软雅黑 Light" w:eastAsia="微软雅黑 Light" w:cs="微软雅黑 Light"/>
+          <w:sz w:val="18"/>
+          <w:szCs w:val="18"/>
+          <w:lang w:val="en-US" w:eastAsia="zh-CN"/>
+        </w:rPr>
+        <w:t>ot coap put ff03::1 light non  0</w:t>
+      </w:r>
+    </w:p>
+    <w:p>
+      <w:pPr>
+        <w:rPr>
+          <w:rFonts w:hint="eastAsia" w:ascii="微软雅黑 Light" w:hAnsi="微软雅黑 Light" w:eastAsia="微软雅黑 Light" w:cs="微软雅黑 Light"/>
+          <w:sz w:val="18"/>
+          <w:szCs w:val="18"/>
+          <w:lang w:val="en-US" w:eastAsia="zh-CN"/>
+        </w:rPr>
+      </w:pPr>
+    </w:p>
+    <w:p>
+      <w:pPr>
+        <w:rPr>
+          <w:rFonts w:hint="default" w:ascii="微软雅黑 Light" w:hAnsi="微软雅黑 Light" w:eastAsia="微软雅黑 Light" w:cs="微软雅黑 Light"/>
+          <w:sz w:val="18"/>
+          <w:szCs w:val="18"/>
+          <w:lang w:val="en-US" w:eastAsia="zh-CN"/>
+        </w:rPr>
+      </w:pPr>
+      <w:r>
+        <w:rPr>
+          <w:rFonts w:hint="eastAsia" w:ascii="微软雅黑 Light" w:hAnsi="微软雅黑 Light" w:eastAsia="微软雅黑 Light" w:cs="微软雅黑 Light"/>
+          <w:sz w:val="18"/>
+          <w:szCs w:val="18"/>
+          <w:lang w:val="en-US" w:eastAsia="zh-CN"/>
+        </w:rPr>
+        <w:t># 需要回复的指令</w:t>
+      </w:r>
+    </w:p>
+    <w:p>
+      <w:pPr>
+        <w:rPr>
+          <w:rFonts w:hint="default" w:ascii="微软雅黑 Light" w:hAnsi="微软雅黑 Light" w:eastAsia="微软雅黑 Light" w:cs="微软雅黑 Light"/>
+          <w:sz w:val="18"/>
+          <w:szCs w:val="18"/>
+          <w:lang w:val="en-US" w:eastAsia="zh-CN"/>
+        </w:rPr>
+      </w:pPr>
+      <w:r>
+        <w:rPr>
+          <w:rFonts w:hint="default" w:ascii="微软雅黑 Light" w:hAnsi="微软雅黑 Light" w:eastAsia="微软雅黑 Light" w:cs="微软雅黑 Light"/>
+          <w:sz w:val="18"/>
+          <w:szCs w:val="18"/>
+          <w:lang w:val="en-US" w:eastAsia="zh-CN"/>
+        </w:rPr>
+        <w:t xml:space="preserve">ot coap put ff03::1 light </w:t>
       </w:r>
       <w:bookmarkStart w:id="0" w:name="_GoBack"/>
       <w:bookmarkEnd w:id="0"/>
+      <w:r>
+        <w:rPr>
+          <w:rFonts w:hint="default" w:ascii="微软雅黑 Light" w:hAnsi="微软雅黑 Light" w:eastAsia="微软雅黑 Light" w:cs="微软雅黑 Light"/>
+          <w:sz w:val="18"/>
+          <w:szCs w:val="18"/>
+          <w:lang w:val="en-US" w:eastAsia="zh-CN"/>
+        </w:rPr>
+        <w:t>0</w:t>
+      </w:r>
     </w:p>
     <w:sectPr>
       <w:pgSz w:w="11906" w:h="16838"/>

--- a/openthread.docx
+++ b/openthread.docx
@@ -1103,19 +1103,30 @@
           <w:szCs w:val="18"/>
           <w:lang w:val="en-US" w:eastAsia="zh-CN"/>
         </w:rPr>
-        <w:t xml:space="preserve">ot coap put ff03::1 light </w:t>
-      </w:r>
+        <w:t>ot coap put ff03::1 light 0</w:t>
+      </w:r>
+    </w:p>
+    <w:p>
+      <w:pPr>
+        <w:rPr>
+          <w:rFonts w:hint="default" w:ascii="微软雅黑 Light" w:hAnsi="微软雅黑 Light" w:eastAsia="微软雅黑 Light" w:cs="微软雅黑 Light"/>
+          <w:sz w:val="18"/>
+          <w:szCs w:val="18"/>
+          <w:lang w:val="en-US" w:eastAsia="zh-CN"/>
+        </w:rPr>
+      </w:pPr>
+    </w:p>
+    <w:p>
+      <w:pPr>
+        <w:rPr>
+          <w:rFonts w:hint="default" w:ascii="微软雅黑 Light" w:hAnsi="微软雅黑 Light" w:eastAsia="微软雅黑 Light" w:cs="微软雅黑 Light"/>
+          <w:sz w:val="18"/>
+          <w:szCs w:val="18"/>
+          <w:lang w:val="en-US" w:eastAsia="zh-CN"/>
+        </w:rPr>
+      </w:pPr>
       <w:bookmarkStart w:id="0" w:name="_GoBack"/>
       <w:bookmarkEnd w:id="0"/>
-      <w:r>
-        <w:rPr>
-          <w:rFonts w:hint="default" w:ascii="微软雅黑 Light" w:hAnsi="微软雅黑 Light" w:eastAsia="微软雅黑 Light" w:cs="微软雅黑 Light"/>
-          <w:sz w:val="18"/>
-          <w:szCs w:val="18"/>
-          <w:lang w:val="en-US" w:eastAsia="zh-CN"/>
-        </w:rPr>
-        <w:t>0</w:t>
-      </w:r>
     </w:p>
     <w:sectPr>
       <w:pgSz w:w="11906" w:h="16838"/>
@@ -1241,7 +1252,7 @@
     <w:lsdException w:unhideWhenUsed="0" w:uiPriority="0" w:semiHidden="0" w:name="HTML Sample"/>
     <w:lsdException w:unhideWhenUsed="0" w:uiPriority="0" w:semiHidden="0" w:name="HTML Typewriter"/>
     <w:lsdException w:unhideWhenUsed="0" w:uiPriority="0" w:semiHidden="0" w:name="HTML Variable"/>
-    <w:lsdException w:unhideWhenUsed="0" w:uiPriority="0" w:name="Normal Table"/>
+    <w:lsdException w:qFormat="1" w:unhideWhenUsed="0" w:uiPriority="0" w:name="Normal Table"/>
     <w:lsdException w:unhideWhenUsed="0" w:uiPriority="0" w:semiHidden="0" w:name="annotation subject"/>
     <w:lsdException w:unhideWhenUsed="0" w:uiPriority="0" w:semiHidden="0" w:name="Table Simple 1"/>
     <w:lsdException w:unhideWhenUsed="0" w:uiPriority="0" w:semiHidden="0" w:name="Table Simple 2"/>
@@ -1411,6 +1422,7 @@
   <w:style w:type="table" w:default="1" w:styleId="2">
     <w:name w:val="Normal Table"/>
     <w:semiHidden/>
+    <w:qFormat/>
     <w:uiPriority w:val="0"/>
     <w:tblPr>
       <w:tblCellMar>
